--- a/data/employees/EMP073/AST-EMP073-03.docx
+++ b/data/employees/EMP073/AST-EMP073-03.docx
@@ -7,10 +7,7 @@
         <w:pStyle w:val="Heading1"/>
       </w:pPr>
       <w:r>
-        <w:rPr>
-          <w:sz w:val="36"/>
-        </w:rPr>
-        <w:t>Design specification - EMP073</w:t>
+        <w:t>Ast Emp073 03 - EMP073</w:t>
       </w:r>
     </w:p>
     <w:p>
@@ -18,130 +15,32 @@
         <w:pStyle w:val="Heading2"/>
       </w:pPr>
       <w:r>
-        <w:t>Document Metadata</w:t>
-      </w:r>
-    </w:p>
-    <w:tbl>
-      <w:tblPr>
-        <w:tblStyle w:val="TableGrid"/>
-        <w:tblW w:type="auto" w:w="0"/>
-        <w:tblLook w:firstColumn="1" w:firstRow="1" w:lastColumn="0" w:lastRow="0" w:noHBand="0" w:noVBand="1" w:val="04A0"/>
-      </w:tblPr>
-      <w:tblGrid>
-        <w:gridCol w:w="4320"/>
-        <w:gridCol w:w="4320"/>
-      </w:tblGrid>
-      <w:tr>
-        <w:tc>
-          <w:tcPr>
-            <w:tcW w:type="dxa" w:w="4320"/>
-          </w:tcPr>
-          <w:p>
-            <w:r>
-              <w:t>Author</w:t>
-            </w:r>
-          </w:p>
-        </w:tc>
-        <w:tc>
-          <w:tcPr>
-            <w:tcW w:type="dxa" w:w="4320"/>
-          </w:tcPr>
-          <w:p>
-            <w:r>
-              <w:t>Taylor Miller</w:t>
-            </w:r>
-          </w:p>
-        </w:tc>
-      </w:tr>
-      <w:tr>
-        <w:tc>
-          <w:tcPr>
-            <w:tcW w:type="dxa" w:w="4320"/>
-          </w:tcPr>
-          <w:p>
-            <w:r>
-              <w:t>Role / Department</w:t>
-            </w:r>
-          </w:p>
-        </w:tc>
-        <w:tc>
-          <w:tcPr>
-            <w:tcW w:type="dxa" w:w="4320"/>
-          </w:tcPr>
-          <w:p>
-            <w:r>
-              <w:t>Architect | Manufacturing</w:t>
-            </w:r>
-          </w:p>
-        </w:tc>
-      </w:tr>
-      <w:tr>
-        <w:tc>
-          <w:tcPr>
-            <w:tcW w:type="dxa" w:w="4320"/>
-          </w:tcPr>
-          <w:p>
-            <w:r>
-              <w:t>Location</w:t>
-            </w:r>
-          </w:p>
-        </w:tc>
-        <w:tc>
-          <w:tcPr>
-            <w:tcW w:type="dxa" w:w="4320"/>
-          </w:tcPr>
-          <w:p>
-            <w:r>
-              <w:t>Fremont</w:t>
-            </w:r>
-          </w:p>
-        </w:tc>
-      </w:tr>
-      <w:tr>
-        <w:tc>
-          <w:tcPr>
-            <w:tcW w:type="dxa" w:w="4320"/>
-          </w:tcPr>
-          <w:p>
-            <w:r>
-              <w:t>Last Modified</w:t>
-            </w:r>
-          </w:p>
-        </w:tc>
-        <w:tc>
-          <w:tcPr>
-            <w:tcW w:type="dxa" w:w="4320"/>
-          </w:tcPr>
-          <w:p>
-            <w:r>
-              <w:t>2025-03-18</w:t>
-            </w:r>
-          </w:p>
-        </w:tc>
-      </w:tr>
-    </w:tbl>
-    <w:p/>
-    <w:p>
-      <w:pPr>
-        <w:pStyle w:val="Heading2"/>
-      </w:pPr>
-      <w:r>
-        <w:t>Specification</w:t>
+        <w:t>Page 1</w:t>
       </w:r>
     </w:p>
     <w:p>
       <w:r>
-        <w:t>Design Specification: Automated Assembly Line Module</w:t>
+        <w:t>Section 1: Data quality remediation. EMP073 contributes to ast emp073 03 through recurring collaboration, clear ownership boundaries, and measurable outcomes. The team captures decisions, open issues, and handoffs so that knowledge remains discoverable for future programs.</w:t>
       </w:r>
     </w:p>
     <w:p>
       <w:r>
-        <w:t>Version: 1.3</w:t>
+        <w:t>Section 2: Quarterly delivery milestones. EMP073 contributes to ast emp073 03 through recurring collaboration, clear ownership boundaries, and measurable outcomes. The team captures decisions, open issues, and handoffs so that knowledge remains discoverable for future programs.</w:t>
       </w:r>
     </w:p>
     <w:p>
       <w:r>
-        <w:t>This specification details the design requirements for the automated assembly module, including conveyor speed tolerance (+-0.5%), sensor calibration intervals, and failsafe shutdown sequences. The module interfaces with the MES via OPC-UA protocol.</w:t>
+        <w:t>Section 3: Fabric semantic model planning. EMP073 contributes to ast emp073 03 through recurring collaboration, clear ownership boundaries, and measurable outcomes. The team captures decisions, open issues, and handoffs so that knowledge remains discoverable for future programs.</w:t>
+      </w:r>
+    </w:p>
+    <w:p>
+      <w:r>
+        <w:t>Section 4: Department KPI performance. EMP073 contributes to ast emp073 03 through recurring collaboration, clear ownership boundaries, and measurable outcomes. The team captures decisions, open issues, and handoffs so that knowledge remains discoverable for future programs.</w:t>
+      </w:r>
+    </w:p>
+    <w:p>
+      <w:r>
+        <w:br w:type="page"/>
       </w:r>
     </w:p>
     <w:p>
@@ -149,12 +48,60 @@
         <w:pStyle w:val="Heading2"/>
       </w:pPr>
       <w:r>
-        <w:t>Author Competencies</w:t>
+        <w:t>Page 2</w:t>
       </w:r>
     </w:p>
     <w:p>
       <w:r>
-        <w:t>Ontology, SQL, Azure AI, Python</w:t>
+        <w:t>Section 1: Customer escalation analysis. EMP073 contributes to ast emp073 03 through recurring collaboration, clear ownership boundaries, and measurable outcomes. The team captures decisions, open issues, and handoffs so that knowledge remains discoverable for future programs.</w:t>
+      </w:r>
+    </w:p>
+    <w:p>
+      <w:r>
+        <w:t>Section 2: Automation backlog refinement. EMP073 contributes to ast emp073 03 through recurring collaboration, clear ownership boundaries, and measurable outcomes. The team captures decisions, open issues, and handoffs so that knowledge remains discoverable for future programs.</w:t>
+      </w:r>
+    </w:p>
+    <w:p>
+      <w:r>
+        <w:t>Section 3: Quarterly delivery milestones. EMP073 contributes to ast emp073 03 through recurring collaboration, clear ownership boundaries, and measurable outcomes. The team captures decisions, open issues, and handoffs so that knowledge remains discoverable for future programs.</w:t>
+      </w:r>
+    </w:p>
+    <w:p>
+      <w:r>
+        <w:t>Section 4: Automation backlog refinement. EMP073 contributes to ast emp073 03 through recurring collaboration, clear ownership boundaries, and measurable outcomes. The team captures decisions, open issues, and handoffs so that knowledge remains discoverable for future programs.</w:t>
+      </w:r>
+    </w:p>
+    <w:p>
+      <w:r>
+        <w:br w:type="page"/>
+      </w:r>
+    </w:p>
+    <w:p>
+      <w:pPr>
+        <w:pStyle w:val="Heading2"/>
+      </w:pPr>
+      <w:r>
+        <w:t>Page 3</w:t>
+      </w:r>
+    </w:p>
+    <w:p>
+      <w:r>
+        <w:t>Section 1: Quarterly delivery milestones. EMP073 contributes to ast emp073 03 through recurring collaboration, clear ownership boundaries, and measurable outcomes. The team captures decisions, open issues, and handoffs so that knowledge remains discoverable for future programs.</w:t>
+      </w:r>
+    </w:p>
+    <w:p>
+      <w:r>
+        <w:t>Section 2: Knowledge transfer and onboarding. EMP073 contributes to ast emp073 03 through recurring collaboration, clear ownership boundaries, and measurable outcomes. The team captures decisions, open issues, and handoffs so that knowledge remains discoverable for future programs.</w:t>
+      </w:r>
+    </w:p>
+    <w:p>
+      <w:r>
+        <w:t>Section 3: Department KPI performance. EMP073 contributes to ast emp073 03 through recurring collaboration, clear ownership boundaries, and measurable outcomes. The team captures decisions, open issues, and handoffs so that knowledge remains discoverable for future programs.</w:t>
+      </w:r>
+    </w:p>
+    <w:p>
+      <w:r>
+        <w:t>Section 4: Customer escalation analysis. EMP073 contributes to ast emp073 03 through recurring collaboration, clear ownership boundaries, and measurable outcomes. The team captures decisions, open issues, and handoffs so that knowledge remains discoverable for future programs.</w:t>
       </w:r>
     </w:p>
     <w:sectPr>
